--- a/scripts/templates/lab-template.docx
+++ b/scripts/templates/lab-template.docx
@@ -1201,6 +1201,31 @@
         <w:right w:w="113" w:type="dxa"/>
       </w:tblCellMar>
     </w:tblPr>
+  </w:style>
+  <w:style w:type="paragraph" w:customStyle="1" w:styleId="Conclusion">
+    <w:name w:val="Conclusion"/>
+    <w:basedOn w:val="BodyText"/>
+    <w:next w:val="BodyText"/>
+    <w:qFormat/>
+    <w:pPr>
+      <w:keepNext/>
+      <w:spacing w:before="240" w:after="0" w:line="312" w:lineRule="auto"/>
+    </w:pPr>
+  </w:style>
+  <w:style w:type="paragraph" w:styleId="Header">
+    <w:name w:val="header"/>
+    <w:basedOn w:val="Normal"/>
+    <w:qFormat/>
+    <w:pPr>
+      <w:spacing w:before="0" w:after="0" w:line="240" w:lineRule="auto"/>
+      <w:ind w:firstLine="0"/>
+      <w:jc w:val="right"/>
+    </w:pPr>
+    <w:rPr>
+      <w:rFonts w:ascii="Times New Roman" w:hAnsi="Times New Roman" w:cs="Times New Roman" w:eastAsia="Times New Roman"/>
+      <w:sz w:val="28"/>
+      <w:szCs w:val="28"/>
+    </w:rPr>
   </w:style>
 </w:styles>
 </file>
